--- a/docs/legal/OSai_Work_Hub_Privacy_Policy_Draft.docx
+++ b/docs/legal/OSai_Work_Hub_Privacy_Policy_Draft.docx
@@ -50,7 +50,7 @@
         <w:rPr>
           <w:b w:val="0"/>
         </w:rPr>
-        <w:t xml:space="preserve"> July 28, 2026</w:t>
+        <w:t xml:space="preserve"> July 30, 2026</w:t>
       </w:r>
     </w:p>
     <w:p>
@@ -899,6 +899,38 @@
       </w:r>
     </w:p>
     <w:p>
+      <w:pPr>
+        <w:pStyle w:val="Heading2"/>
+      </w:pPr>
+      <w:r>
+        <w:t>Deletion requests</w:t>
+      </w:r>
+    </w:p>
+    <w:p>
+      <w:r>
+        <w:rPr>
+          <w:b w:val="0"/>
+        </w:rPr>
+        <w:t>After we verify a deletion request and, if necessary, clarify its scope, we will delete or de-identify the personal information covered by the request from our active systems within 30 days. We will also direct our service providers to delete the covered information where required and reasonably applicable.</w:t>
+      </w:r>
+    </w:p>
+    <w:p>
+      <w:r>
+        <w:rPr>
+          <w:b w:val="0"/>
+        </w:rPr>
+        <w:t>This 30-day commitment does not apply to information that we must or are permitted to retain for a lawful purpose, including legal compliance; requested transactions or services; security and fraud prevention; required agreement, signature, access-grant, or audit records; legal claims; protection of rights or safety; or another purpose permitted by law. We will limit use of retained information to the applicable exception and delete or de-identify it when that exception ends.</w:t>
+      </w:r>
+    </w:p>
+    <w:p>
+      <w:r>
+        <w:rPr>
+          <w:b w:val="0"/>
+        </w:rPr>
+        <w:t>Copies in disaster-recovery or archival backups may remain until overwritten under our ordinary backup cycle. They will remain protected and will not be restored to active use except for disaster recovery, security, or legal compliance. If restored, an applicable deletion request will be reapplied where technically feasible.</w:t>
+      </w:r>
+    </w:p>
+    <w:p>
       <w:r>
         <w:rPr>
           <w:b w:val="0"/>
@@ -914,7 +946,7 @@
         <w:rPr>
           <w:b w:val="0"/>
         </w:rPr>
-        <w:t>account and profile information is generally retained while the account is active and for an appropriate period afterward;</w:t>
+        <w:t>account and profile information is generally retained while the account is active and, following a verified deletion request, is deleted or de-identified from active systems within the 30-day period described above unless an exception applies;</w:t>
       </w:r>
     </w:p>
     <w:p>
@@ -1069,7 +1101,7 @@
         <w:rPr>
           <w:b w:val="0"/>
         </w:rPr>
-        <w:t xml:space="preserve"> with the subject “Privacy Request.” We may need to verify your identity and authority before completing the request. We may deny or limit a request where permitted by law, including when retention is required for security, fraud prevention, agreement records, legal compliance, or the rights of others. An authorized agent may submit a request where applicable law permits, subject to verification.</w:t>
+        <w:t xml:space="preserve"> with the subject “Privacy Request.” We may need to verify your identity and authority and clarify the scope of your request before completing it. For verified deletion requests, the 30-day period described in Section 7 begins when verification and any necessary clarification are complete. We may deny or limit a request where permitted by law, including when retention is necessary for security, fraud prevention, agreement or audit records, legal compliance, legal claims, or the rights of others. If we retain information under an exception, we will explain the basis where required by law. An authorized agent may submit a request where applicable law permits, subject to verification.</w:t>
       </w:r>
     </w:p>
     <w:p>
@@ -1333,7 +1365,7 @@
         <w:rPr>
           <w:b w:val="0"/>
         </w:rPr>
-        <w:t>Approve account, agreement, audit, access-log, beta-feedback, screenshot, communications, and backup retention schedules.</w:t>
+        <w:t>Implement and test the 30-day deletion workflow across active systems and service providers; approve account, agreement, audit, access-log, beta-feedback, screenshot, communications, and backup retention schedules; and document each deletion exception.</w:t>
       </w:r>
     </w:p>
     <w:p>
@@ -1455,7 +1487,7 @@
         <w:color w:val="5C6570"/>
         <w:sz w:val="16"/>
       </w:rPr>
-      <w:t>OSai Work Hub Privacy Policy  |  Draft — July 28, 2026</w:t>
+      <w:t>OSai Work Hub Privacy Policy  |  Draft — July 30, 2026</w:t>
     </w:r>
   </w:p>
 </w:ftr>
